--- a/docx_resources/Вечірня-Утреня/В,У - Мінея/09-Вересень/19-__-Трофима.docx
+++ b/docx_resources/Вечірня-Утреня/В,У - Мінея/09-Вересень/19-__-Трофима.docx
@@ -62,6 +62,7 @@
         <w:rPr>
           <w:rFonts w:ascii="Times New Roman" w:hAnsi="Times New Roman" w:cs="Times New Roman"/>
           <w:b/>
+          <w:sz w:val="24"/>
         </w:rPr>
         <w:t>ВЕЧІРНЯ</w:t>
       </w:r>
@@ -1637,6 +1638,7 @@
           <w:b/>
           <w:i/>
           <w:color w:val="FF0000"/>
+          <w:sz w:val="24"/>
         </w:rPr>
         <w:t>Вечірні молитви</w:t>
       </w:r>
@@ -6409,6 +6411,7 @@
           <w:b/>
           <w:i/>
           <w:color w:val="FF0000"/>
+          <w:sz w:val="24"/>
         </w:rPr>
         <w:t>Стихири</w:t>
       </w:r>
@@ -8181,6 +8184,7 @@
           <w:b/>
           <w:i/>
           <w:color w:val="FF0000"/>
+          <w:sz w:val="24"/>
         </w:rPr>
         <w:t xml:space="preserve">Прокімен. </w:t>
       </w:r>
@@ -8189,6 +8193,7 @@
           <w:rFonts w:ascii="Times New Roman" w:eastAsia="Times New Roman" w:hAnsi="Times New Roman" w:cs="Times New Roman"/>
           <w:i/>
           <w:color w:val="FF0000"/>
+          <w:sz w:val="24"/>
         </w:rPr>
         <w:t>Псалом 4 (г. 4):</w:t>
       </w:r>
@@ -8283,6 +8288,7 @@
           <w:b/>
           <w:i/>
           <w:color w:val="FF0000"/>
+          <w:sz w:val="24"/>
         </w:rPr>
         <w:t>Сподоби, Господи</w:t>
       </w:r>
@@ -9090,6 +9096,7 @@
           <w:b/>
           <w:i/>
           <w:color w:val="FF0000"/>
+          <w:sz w:val="24"/>
         </w:rPr>
         <w:t>Прохальна єктенія</w:t>
       </w:r>
@@ -10455,6 +10462,7 @@
           <w:b/>
           <w:i/>
           <w:color w:val="FF0000"/>
+          <w:sz w:val="24"/>
         </w:rPr>
         <w:t>Пісня Симеона</w:t>
       </w:r>
@@ -11007,6 +11015,7 @@
           <w:b/>
           <w:i/>
           <w:color w:val="FF0000"/>
+          <w:sz w:val="24"/>
         </w:rPr>
         <w:t>Тропарі</w:t>
       </w:r>
@@ -11191,6 +11200,7 @@
           <w:b/>
           <w:i/>
           <w:color w:val="FF0000"/>
+          <w:sz w:val="24"/>
         </w:rPr>
         <w:t>Єктенія усильного благання</w:t>
       </w:r>
@@ -11948,6 +11958,7 @@
           <w:b/>
           <w:i/>
           <w:color w:val="FF0000"/>
+          <w:sz w:val="24"/>
         </w:rPr>
         <w:t>Після Вечірні</w:t>
       </w:r>
@@ -12015,6 +12026,7 @@
       <w:r>
         <w:rPr>
           <w:rFonts w:ascii="Times New Roman" w:hAnsi="Times New Roman"/>
+          <w:sz w:val="24"/>
         </w:rPr>
         <w:br w:type="page"/>
       </w:r>
@@ -12033,6 +12045,7 @@
         <w:rPr>
           <w:rFonts w:ascii="Times New Roman" w:hAnsi="Times New Roman" w:cs="Times New Roman"/>
           <w:b/>
+          <w:sz w:val="24"/>
         </w:rPr>
         <w:lastRenderedPageBreak/>
         <w:t>УТРЕНЯ</w:t>
@@ -14590,6 +14603,7 @@
           <w:b/>
           <w:i/>
           <w:color w:val="FF0000"/>
+          <w:sz w:val="24"/>
         </w:rPr>
         <w:t>Утренні молитви</w:t>
       </w:r>
@@ -16312,6 +16326,7 @@
           <w:b/>
           <w:i/>
           <w:color w:val="FF0000"/>
+          <w:sz w:val="24"/>
         </w:rPr>
         <w:t>Бог Господь...</w:t>
       </w:r>
@@ -16320,6 +16335,7 @@
           <w:rFonts w:ascii="Times New Roman" w:eastAsia="Times New Roman" w:hAnsi="Times New Roman" w:cs="Times New Roman"/>
           <w:i/>
           <w:color w:val="FF0000"/>
+          <w:sz w:val="24"/>
         </w:rPr>
         <w:t xml:space="preserve"> (Пс. 117), глас 1</w:t>
       </w:r>
@@ -16546,6 +16562,7 @@
           <w:b/>
           <w:i/>
           <w:color w:val="FF0000"/>
+          <w:sz w:val="24"/>
         </w:rPr>
         <w:t>Тропарі</w:t>
       </w:r>
@@ -16840,6 +16857,7 @@
           <w:b/>
           <w:i/>
           <w:color w:val="FF0000"/>
+          <w:sz w:val="24"/>
         </w:rPr>
         <w:lastRenderedPageBreak/>
         <w:t>Мала єктенія</w:t>
@@ -17179,6 +17197,7 @@
           <w:b/>
           <w:i/>
           <w:color w:val="FF0000"/>
+          <w:sz w:val="24"/>
         </w:rPr>
         <w:t>Перший сідальний</w:t>
       </w:r>
@@ -17311,6 +17330,7 @@
           <w:b/>
           <w:i/>
           <w:color w:val="FF0000"/>
+          <w:sz w:val="24"/>
         </w:rPr>
         <w:t>Мала єктенія</w:t>
       </w:r>
@@ -17658,6 +17678,7 @@
           <w:b/>
           <w:i/>
           <w:color w:val="FF0000"/>
+          <w:sz w:val="24"/>
         </w:rPr>
         <w:t>Другий сідальний</w:t>
       </w:r>
@@ -17766,6 +17787,7 @@
           <w:b/>
           <w:i/>
           <w:color w:val="FF0000"/>
+          <w:sz w:val="24"/>
         </w:rPr>
         <w:t>Псалом 50</w:t>
       </w:r>
@@ -18668,6 +18690,7 @@
           <w:rFonts w:ascii="Times New Roman" w:eastAsia="Times New Roman" w:hAnsi="Times New Roman" w:cs="Times New Roman"/>
           <w:i/>
           <w:color w:val="FF0000"/>
+          <w:sz w:val="24"/>
         </w:rPr>
         <w:t>Мала єктенія</w:t>
       </w:r>
@@ -19748,6 +19771,7 @@
           <w:b/>
           <w:i/>
           <w:color w:val="FF0000"/>
+          <w:sz w:val="24"/>
         </w:rPr>
         <w:t>Мала єктенія</w:t>
       </w:r>
@@ -20686,6 +20710,7 @@
           <w:b/>
           <w:i/>
           <w:color w:val="FF0000"/>
+          <w:sz w:val="24"/>
         </w:rPr>
         <w:t>Пісня Богородиці</w:t>
       </w:r>
@@ -21152,6 +21177,7 @@
           <w:b/>
           <w:i/>
           <w:color w:val="FF0000"/>
+          <w:sz w:val="24"/>
         </w:rPr>
         <w:t>Мала єктенія</w:t>
       </w:r>
@@ -21490,6 +21516,7 @@
           <w:b/>
           <w:i/>
           <w:color w:val="FF0000"/>
+          <w:sz w:val="24"/>
         </w:rPr>
         <w:t>Світильний</w:t>
       </w:r>
@@ -22232,6 +22259,7 @@
           <w:b/>
           <w:i/>
           <w:color w:val="FF0000"/>
+          <w:sz w:val="24"/>
         </w:rPr>
         <w:t>Мале славослов'я</w:t>
       </w:r>
@@ -22828,6 +22856,7 @@
           <w:b/>
           <w:i/>
           <w:color w:val="FF0000"/>
+          <w:sz w:val="24"/>
         </w:rPr>
         <w:t>Прохальна єктенія</w:t>
       </w:r>
@@ -24350,6 +24379,7 @@
           <w:b/>
           <w:i/>
           <w:color w:val="FF0000"/>
+          <w:sz w:val="24"/>
         </w:rPr>
         <w:t>Тропарі</w:t>
       </w:r>
@@ -24533,6 +24563,7 @@
           <w:b/>
           <w:i/>
           <w:color w:val="FF0000"/>
+          <w:sz w:val="24"/>
         </w:rPr>
         <w:t>Єктенія усильного благання</w:t>
       </w:r>

--- a/docx_resources/Вечірня-Утреня/В,У - Мінея/09-Вересень/19-__-Трофима.docx
+++ b/docx_resources/Вечірня-Утреня/В,У - Мінея/09-Вересень/19-__-Трофима.docx
@@ -62,7 +62,6 @@
         <w:rPr>
           <w:rFonts w:ascii="Times New Roman" w:hAnsi="Times New Roman" w:cs="Times New Roman"/>
           <w:b/>
-          <w:sz w:val="24"/>
         </w:rPr>
         <w:t>ВЕЧІРНЯ</w:t>
       </w:r>
@@ -1638,7 +1637,6 @@
           <w:b/>
           <w:i/>
           <w:color w:val="FF0000"/>
-          <w:sz w:val="24"/>
         </w:rPr>
         <w:t>Вечірні молитви</w:t>
       </w:r>
@@ -6411,7 +6409,6 @@
           <w:b/>
           <w:i/>
           <w:color w:val="FF0000"/>
-          <w:sz w:val="24"/>
         </w:rPr>
         <w:t>Стихири</w:t>
       </w:r>
@@ -8184,7 +8181,6 @@
           <w:b/>
           <w:i/>
           <w:color w:val="FF0000"/>
-          <w:sz w:val="24"/>
         </w:rPr>
         <w:t xml:space="preserve">Прокімен. </w:t>
       </w:r>
@@ -8193,7 +8189,6 @@
           <w:rFonts w:ascii="Times New Roman" w:eastAsia="Times New Roman" w:hAnsi="Times New Roman" w:cs="Times New Roman"/>
           <w:i/>
           <w:color w:val="FF0000"/>
-          <w:sz w:val="24"/>
         </w:rPr>
         <w:t>Псалом 4 (г. 4):</w:t>
       </w:r>
@@ -8288,7 +8283,6 @@
           <w:b/>
           <w:i/>
           <w:color w:val="FF0000"/>
-          <w:sz w:val="24"/>
         </w:rPr>
         <w:t>Сподоби, Господи</w:t>
       </w:r>
@@ -9096,7 +9090,6 @@
           <w:b/>
           <w:i/>
           <w:color w:val="FF0000"/>
-          <w:sz w:val="24"/>
         </w:rPr>
         <w:t>Прохальна єктенія</w:t>
       </w:r>
@@ -10462,7 +10455,6 @@
           <w:b/>
           <w:i/>
           <w:color w:val="FF0000"/>
-          <w:sz w:val="24"/>
         </w:rPr>
         <w:t>Пісня Симеона</w:t>
       </w:r>
@@ -11015,7 +11007,6 @@
           <w:b/>
           <w:i/>
           <w:color w:val="FF0000"/>
-          <w:sz w:val="24"/>
         </w:rPr>
         <w:t>Тропарі</w:t>
       </w:r>
@@ -11200,7 +11191,6 @@
           <w:b/>
           <w:i/>
           <w:color w:val="FF0000"/>
-          <w:sz w:val="24"/>
         </w:rPr>
         <w:t>Єктенія усильного благання</w:t>
       </w:r>
@@ -11958,7 +11948,6 @@
           <w:b/>
           <w:i/>
           <w:color w:val="FF0000"/>
-          <w:sz w:val="24"/>
         </w:rPr>
         <w:t>Після Вечірні</w:t>
       </w:r>
@@ -12026,7 +12015,6 @@
       <w:r>
         <w:rPr>
           <w:rFonts w:ascii="Times New Roman" w:hAnsi="Times New Roman"/>
-          <w:sz w:val="24"/>
         </w:rPr>
         <w:br w:type="page"/>
       </w:r>
@@ -12045,7 +12033,6 @@
         <w:rPr>
           <w:rFonts w:ascii="Times New Roman" w:hAnsi="Times New Roman" w:cs="Times New Roman"/>
           <w:b/>
-          <w:sz w:val="24"/>
         </w:rPr>
         <w:lastRenderedPageBreak/>
         <w:t>УТРЕНЯ</w:t>
@@ -14603,7 +14590,6 @@
           <w:b/>
           <w:i/>
           <w:color w:val="FF0000"/>
-          <w:sz w:val="24"/>
         </w:rPr>
         <w:t>Утренні молитви</w:t>
       </w:r>
@@ -16326,7 +16312,6 @@
           <w:b/>
           <w:i/>
           <w:color w:val="FF0000"/>
-          <w:sz w:val="24"/>
         </w:rPr>
         <w:t>Бог Господь...</w:t>
       </w:r>
@@ -16335,7 +16320,6 @@
           <w:rFonts w:ascii="Times New Roman" w:eastAsia="Times New Roman" w:hAnsi="Times New Roman" w:cs="Times New Roman"/>
           <w:i/>
           <w:color w:val="FF0000"/>
-          <w:sz w:val="24"/>
         </w:rPr>
         <w:t xml:space="preserve"> (Пс. 117), глас 1</w:t>
       </w:r>
@@ -16562,7 +16546,6 @@
           <w:b/>
           <w:i/>
           <w:color w:val="FF0000"/>
-          <w:sz w:val="24"/>
         </w:rPr>
         <w:t>Тропарі</w:t>
       </w:r>
@@ -16857,7 +16840,6 @@
           <w:b/>
           <w:i/>
           <w:color w:val="FF0000"/>
-          <w:sz w:val="24"/>
         </w:rPr>
         <w:lastRenderedPageBreak/>
         <w:t>Мала єктенія</w:t>
@@ -17197,7 +17179,6 @@
           <w:b/>
           <w:i/>
           <w:color w:val="FF0000"/>
-          <w:sz w:val="24"/>
         </w:rPr>
         <w:t>Перший сідальний</w:t>
       </w:r>
@@ -17330,7 +17311,6 @@
           <w:b/>
           <w:i/>
           <w:color w:val="FF0000"/>
-          <w:sz w:val="24"/>
         </w:rPr>
         <w:t>Мала єктенія</w:t>
       </w:r>
@@ -17678,7 +17658,6 @@
           <w:b/>
           <w:i/>
           <w:color w:val="FF0000"/>
-          <w:sz w:val="24"/>
         </w:rPr>
         <w:t>Другий сідальний</w:t>
       </w:r>
@@ -17787,7 +17766,6 @@
           <w:b/>
           <w:i/>
           <w:color w:val="FF0000"/>
-          <w:sz w:val="24"/>
         </w:rPr>
         <w:t>Псалом 50</w:t>
       </w:r>
@@ -18690,7 +18668,6 @@
           <w:rFonts w:ascii="Times New Roman" w:eastAsia="Times New Roman" w:hAnsi="Times New Roman" w:cs="Times New Roman"/>
           <w:i/>
           <w:color w:val="FF0000"/>
-          <w:sz w:val="24"/>
         </w:rPr>
         <w:t>Мала єктенія</w:t>
       </w:r>
@@ -19771,7 +19748,6 @@
           <w:b/>
           <w:i/>
           <w:color w:val="FF0000"/>
-          <w:sz w:val="24"/>
         </w:rPr>
         <w:t>Мала єктенія</w:t>
       </w:r>
@@ -20710,7 +20686,6 @@
           <w:b/>
           <w:i/>
           <w:color w:val="FF0000"/>
-          <w:sz w:val="24"/>
         </w:rPr>
         <w:t>Пісня Богородиці</w:t>
       </w:r>
@@ -21177,7 +21152,6 @@
           <w:b/>
           <w:i/>
           <w:color w:val="FF0000"/>
-          <w:sz w:val="24"/>
         </w:rPr>
         <w:t>Мала єктенія</w:t>
       </w:r>
@@ -21516,7 +21490,6 @@
           <w:b/>
           <w:i/>
           <w:color w:val="FF0000"/>
-          <w:sz w:val="24"/>
         </w:rPr>
         <w:t>Світильний</w:t>
       </w:r>
@@ -22259,7 +22232,6 @@
           <w:b/>
           <w:i/>
           <w:color w:val="FF0000"/>
-          <w:sz w:val="24"/>
         </w:rPr>
         <w:t>Мале славослов'я</w:t>
       </w:r>
@@ -22856,7 +22828,6 @@
           <w:b/>
           <w:i/>
           <w:color w:val="FF0000"/>
-          <w:sz w:val="24"/>
         </w:rPr>
         <w:t>Прохальна єктенія</w:t>
       </w:r>
@@ -24379,7 +24350,6 @@
           <w:b/>
           <w:i/>
           <w:color w:val="FF0000"/>
-          <w:sz w:val="24"/>
         </w:rPr>
         <w:t>Тропарі</w:t>
       </w:r>
@@ -24563,7 +24533,6 @@
           <w:b/>
           <w:i/>
           <w:color w:val="FF0000"/>
-          <w:sz w:val="24"/>
         </w:rPr>
         <w:t>Єктенія усильного благання</w:t>
       </w:r>
